--- a/docs/world-cup-2026-experiment-report.docx
+++ b/docs/world-cup-2026-experiment-report.docx
@@ -72,7 +72,7 @@
                 <wp:extent cx="742950" cy="16449"/>
                 <wp:effectExtent b="0" l="0" r="0" t="0"/>
                 <wp:wrapTopAndBottom distB="228600" distT="228600"/>
-                <wp:docPr id="1" name=""/>
+                <wp:docPr id="1" name="" descr="Decorative template element" title="Decorative template element"/>
                 <a:graphic>
                   <a:graphicData uri="http://schemas.microsoft.com/office/word/2010/wordprocessingShape">
                     <wps:wsp>
@@ -127,7 +127,7 @@
                 <wp:extent cx="742950" cy="16449"/>
                 <wp:effectExtent b="0" l="0" r="0" t="0"/>
                 <wp:wrapTopAndBottom distB="228600" distT="228600"/>
-                <wp:docPr id="1" name="image1.png"/>
+                <wp:docPr id="1" name="image1.png" descr="Decorative template element" title="Decorative template element"/>
                 <a:graphic>
                   <a:graphicData uri="http://schemas.openxmlformats.org/drawingml/2006/picture">
                     <pic:pic>
@@ -6886,6 +6886,7 @@
         <w:rPr>
           <w:rFonts w:ascii="Georgia" w:cs="Georgia" w:eastAsia="Georgia" w:hAnsi="Georgia"/>
         </w:rPr>
+        <w:pageBreakBefore/>
       </w:pPr>
       <w:r>
         <w:rPr>

--- a/docs/world-cup-2026-experiment-report.docx
+++ b/docs/world-cup-2026-experiment-report.docx
@@ -973,6 +973,63 @@
     </w:p>
     <w:p>
       <w:pPr>
+        <w:keepNext/>
+        <w:spacing w:before="140" w:after="60"/>
+        <w:jc w:val="center"/>
+      </w:pPr>
+      <w:r>
+        <w:drawing>
+          <wp:inline>
+            <wp:extent cx="5623560" cy="3374136"/>
+            <wp:docPr id="3" name="Picture 3" descr="Heatmap of the global expected-threat model across a 16 by 12 football pitch grid, with higher values concentrated near the attacking goal." title="Figure 1"/>
+            <wp:cNvGraphicFramePr>
+              <a:graphicFrameLocks noChangeAspect="1"/>
+            </wp:cNvGraphicFramePr>
+            <a:graphic>
+              <a:graphicData uri="http://schemas.openxmlformats.org/drawingml/2006/picture">
+                <pic:pic>
+                  <pic:nvPicPr>
+                    <pic:cNvPr id="0" name="global_xt_heatmap_doc.png"/>
+                    <pic:cNvPicPr/>
+                  </pic:nvPicPr>
+                  <pic:blipFill>
+                    <a:blip r:embed="rId6"/>
+                    <a:stretch>
+                      <a:fillRect/>
+                    </a:stretch>
+                  </pic:blipFill>
+                  <pic:spPr>
+                    <a:xfrm>
+                      <a:off x="0" y="0"/>
+                      <a:ext cx="5623560" cy="3374136"/>
+                    </a:xfrm>
+                    <a:prstGeom prst="rect"/>
+                  </pic:spPr>
+                </pic:pic>
+              </a:graphicData>
+            </a:graphic>
+          </wp:inline>
+        </w:drawing>
+      </w:r>
+    </w:p>
+    <w:p>
+      <w:pPr>
+        <w:keepLines/>
+        <w:spacing w:after="200"/>
+        <w:jc w:val="center"/>
+      </w:pPr>
+      <w:r>
+        <w:rPr>
+          <w:rFonts w:ascii="Georgia" w:hAnsi="Georgia" w:eastAsia="Georgia"/>
+          <w:i/>
+          <w:color w:val="3F5E4D"/>
+          <w:sz w:val="18"/>
+        </w:rPr>
+        <w:t>Figure 1. Global 16 x 12 xT zone values generated by the shared notebook pipeline.</w:t>
+      </w:r>
+    </w:p>
+    <w:p>
+      <w:pPr>
         <w:pStyle w:val="Heading1"/>
         <w:rPr>
           <w:rFonts w:ascii="Georgia" w:cs="Georgia" w:eastAsia="Georgia" w:hAnsi="Georgia"/>
@@ -4144,6 +4201,63 @@
     </w:p>
     <w:p>
       <w:pPr>
+        <w:keepNext/>
+        <w:spacing w:before="140" w:after="60"/>
+        <w:jc w:val="center"/>
+      </w:pPr>
+      <w:r>
+        <w:drawing>
+          <wp:inline>
+            <wp:extent cx="5623560" cy="3862683"/>
+            <wp:docPr id="4" name="Picture 4" descr="Four line charts for Experiment A showing inertia, silhouette, Calinski-Harabasz, and Davies-Bouldin scores for k values from 3 through 10, with k equals 5 marked by a dotted line." title="Figure 2"/>
+            <wp:cNvGraphicFramePr>
+              <a:graphicFrameLocks noChangeAspect="1"/>
+            </wp:cNvGraphicFramePr>
+            <a:graphic>
+              <a:graphicData uri="http://schemas.openxmlformats.org/drawingml/2006/picture">
+                <pic:pic>
+                  <pic:nvPicPr>
+                    <pic:cNvPr id="0" name="experiment_A_metrics_doc.png"/>
+                    <pic:cNvPicPr/>
+                  </pic:nvPicPr>
+                  <pic:blipFill>
+                    <a:blip r:embed="rId10"/>
+                    <a:stretch>
+                      <a:fillRect/>
+                    </a:stretch>
+                  </pic:blipFill>
+                  <pic:spPr>
+                    <a:xfrm>
+                      <a:off x="0" y="0"/>
+                      <a:ext cx="5623560" cy="3862683"/>
+                    </a:xfrm>
+                    <a:prstGeom prst="rect"/>
+                  </pic:spPr>
+                </pic:pic>
+              </a:graphicData>
+            </a:graphic>
+          </wp:inline>
+        </w:drawing>
+      </w:r>
+    </w:p>
+    <w:p>
+      <w:pPr>
+        <w:keepLines/>
+        <w:spacing w:after="200"/>
+        <w:jc w:val="center"/>
+      </w:pPr>
+      <w:r>
+        <w:rPr>
+          <w:rFonts w:ascii="Georgia" w:hAnsi="Georgia" w:eastAsia="Georgia"/>
+          <w:i/>
+          <w:color w:val="3F5E4D"/>
+          <w:sz w:val="18"/>
+        </w:rPr>
+        <w:t>Figure 2. Experiment A model-selection diagnostics across candidate k values; the dotted line marks k = 5.</w:t>
+      </w:r>
+    </w:p>
+    <w:p>
+      <w:pPr>
         <w:spacing w:after="160" w:line="278.00000000000006" w:lineRule="auto"/>
         <w:rPr>
           <w:rFonts w:ascii="Georgia" w:cs="Georgia" w:eastAsia="Georgia" w:hAnsi="Georgia"/>
@@ -4890,6 +5004,63 @@
           <w:rtl w:val="0"/>
         </w:rPr>
         <w:t xml:space="preserve">Experiment C improved the k = 5 silhouette and Calinski-Harabasz scores, but its Davies-Bouldin score worsened slightly. One singleton cluster remained. The richer representation is informative, but evidence is mixed rather than conclusive.</w:t>
+      </w:r>
+    </w:p>
+    <w:p>
+      <w:pPr>
+        <w:keepNext/>
+        <w:spacing w:before="140" w:after="60"/>
+        <w:jc w:val="center"/>
+      </w:pPr>
+      <w:r>
+        <w:drawing>
+          <wp:inline>
+            <wp:extent cx="5623560" cy="3887286"/>
+            <wp:docPr id="5" name="Picture 5" descr="Four line charts for Experiment C showing inertia, silhouette, Calinski-Harabasz, and Davies-Bouldin scores for k values from 3 through 10, with k equals 5 marked by a dotted line." title="Figure 3"/>
+            <wp:cNvGraphicFramePr>
+              <a:graphicFrameLocks noChangeAspect="1"/>
+            </wp:cNvGraphicFramePr>
+            <a:graphic>
+              <a:graphicData uri="http://schemas.openxmlformats.org/drawingml/2006/picture">
+                <pic:pic>
+                  <pic:nvPicPr>
+                    <pic:cNvPr id="0" name="experiment_C_metrics_doc.png"/>
+                    <pic:cNvPicPr/>
+                  </pic:nvPicPr>
+                  <pic:blipFill>
+                    <a:blip r:embed="rId11"/>
+                    <a:stretch>
+                      <a:fillRect/>
+                    </a:stretch>
+                  </pic:blipFill>
+                  <pic:spPr>
+                    <a:xfrm>
+                      <a:off x="0" y="0"/>
+                      <a:ext cx="5623560" cy="3887286"/>
+                    </a:xfrm>
+                    <a:prstGeom prst="rect"/>
+                  </pic:spPr>
+                </pic:pic>
+              </a:graphicData>
+            </a:graphic>
+          </wp:inline>
+        </w:drawing>
+      </w:r>
+    </w:p>
+    <w:p>
+      <w:pPr>
+        <w:keepLines/>
+        <w:spacing w:after="200"/>
+        <w:jc w:val="center"/>
+      </w:pPr>
+      <w:r>
+        <w:rPr>
+          <w:rFonts w:ascii="Georgia" w:hAnsi="Georgia" w:eastAsia="Georgia"/>
+          <w:i/>
+          <w:color w:val="3F5E4D"/>
+          <w:sz w:val="18"/>
+        </w:rPr>
+        <w:t>Figure 3. Experiment C model-selection diagnostics across candidate k values; the dotted line marks k = 5.</w:t>
       </w:r>
     </w:p>
     <w:p>
